--- a/测试报告/测试报告（模块二-AI融合实践）.docx
+++ b/测试报告/测试报告（模块二-AI融合实践）.docx
@@ -11,8 +11,6 @@
           <w:szCs w:val="72"/>
         </w:rPr>
       </w:pPr>
-      <w:bookmarkStart w:id="9" w:name="_GoBack"/>
-      <w:bookmarkEnd w:id="9"/>
     </w:p>
     <w:p>
       <w:pPr>
@@ -1262,65 +1260,38 @@
     </w:p>
     <w:p>
       <w:pPr>
-        <w:spacing w:line="312" w:lineRule="auto"/>
-        <w:ind w:firstLine="420"/>
-        <w:rPr>
-          <w:iCs/>
-          <w:color w:val="0000FF"/>
-        </w:rPr>
-      </w:pPr>
-      <w:r>
-        <w:rPr>
-          <w:iCs/>
-          <w:color w:val="0000FF"/>
-        </w:rPr>
+        <w:bidi w:val="0"/>
+        <w:ind w:firstLine="420" w:firstLineChars="0"/>
+      </w:pPr>
+      <w:r>
         <w:t>被测系统为网上书店系统（JavaWeb MVC，46 个 Java 文件，Tomcat 9 + MySQL），小组选择 6 个模块中的 4 个（M1/M3/M4/M6，另 M2/M5 由乙人工完成）开展测试。本模块二实践采用方案2（测试手段含 AI）：在传统测试流程中系统性引入 AI 编程助手辅助完成环境搭建、测试用例设计、自动化脚本开发、缺陷定位与文档编写，并对 AI 产出进行人工复核与修正。选择方案 2 的理由：被测对象为传统确定性 JavaWeb 系统（无 AI 模块），而测试过程中存在大量重复性机械劳动（环境适配、脚本编写、文档整理），是 AI 辅助增效的典型场景；同时小组成员可完整观察"AI 产出—人工复核—修正"的协作过程，为反思提供真实素材。使用工具：Claude Code（命令行 AI 编程助手，Anthropic），全程对话记录留存于会话日志。</w:t>
       </w:r>
     </w:p>
     <w:p>
       <w:pPr>
-        <w:spacing w:line="312" w:lineRule="auto"/>
-        <w:ind w:firstLine="420"/>
-        <w:rPr>
-          <w:iCs/>
-          <w:color w:val="0000FF"/>
-        </w:rPr>
-      </w:pPr>
-      <w:r>
-        <w:rPr>
-          <w:rFonts w:hint="eastAsia"/>
-          <w:iCs/>
-          <w:color w:val="0000FF"/>
+        <w:bidi w:val="0"/>
+        <w:ind w:firstLine="420" w:firstLineChars="0"/>
+      </w:pPr>
+      <w:r>
+        <w:rPr>
+          <w:rFonts w:hint="eastAsia"/>
         </w:rPr>
         <w:t>选择方案2（测试手段含AI），理由见上段。</w:t>
       </w:r>
     </w:p>
     <w:p>
       <w:pPr>
-        <w:spacing w:line="312" w:lineRule="auto"/>
-        <w:ind w:firstLine="420"/>
-        <w:rPr>
-          <w:iCs/>
-          <w:color w:val="0000FF"/>
-        </w:rPr>
-      </w:pPr>
-    </w:p>
-    <w:p>
-      <w:pPr>
-        <w:spacing w:line="312" w:lineRule="auto"/>
-        <w:ind w:firstLine="420"/>
-        <w:rPr>
-          <w:iCs/>
-          <w:color w:val="0000FF"/>
-        </w:rPr>
-      </w:pPr>
-      <w:r>
-        <w:rPr>
-          <w:rFonts w:hint="eastAsia"/>
-          <w:b/>
-          <w:bCs/>
-          <w:iCs/>
-          <w:color w:val="0000FF"/>
+        <w:bidi w:val="0"/>
+      </w:pPr>
+    </w:p>
+    <w:p>
+      <w:pPr>
+        <w:bidi w:val="0"/>
+        <w:ind w:firstLine="420" w:firstLineChars="0"/>
+      </w:pPr>
+      <w:r>
+        <w:rPr>
+          <w:rFonts w:hint="eastAsia"/>
         </w:rPr>
         <w:t>方案2：使用工具为 Claude Code（命令行 AI 编程助手），应用场景覆盖测试环境搭建、测试用例生成、自动化测试脚本开发、缺陷定位与测试文档编写。</w:t>
       </w:r>
@@ -1383,120 +1354,72 @@
     </w:p>
     <w:p>
       <w:pPr>
-        <w:spacing w:line="312" w:lineRule="auto"/>
-        <w:ind w:firstLine="420"/>
-        <w:rPr>
-          <w:iCs/>
-          <w:color w:val="0000FF"/>
-        </w:rPr>
-      </w:pPr>
-      <w:r>
-        <w:rPr>
-          <w:rFonts w:hint="eastAsia"/>
-          <w:b/>
-          <w:bCs/>
-          <w:iCs/>
-          <w:color w:val="0000FF"/>
+        <w:bidi w:val="0"/>
+        <w:ind w:firstLine="420" w:firstLineChars="0"/>
+      </w:pPr>
+      <w:r>
+        <w:rPr>
+          <w:rFonts w:hint="eastAsia"/>
         </w:rPr>
         <w:t>实践按"AI 执行→人工复核→修正定稿"循环推进，关键过程如下：</w:t>
       </w:r>
       <w:r>
         <w:rPr>
           <w:rFonts w:hint="eastAsia"/>
-          <w:b/>
-          <w:bCs/>
-          <w:iCs/>
-          <w:color w:val="0000FF"/>
         </w:rPr>
         <w:br w:type="textWrapping"/>
       </w:r>
       <w:r>
         <w:rPr>
           <w:rFonts w:hint="eastAsia"/>
-          <w:b/>
-          <w:bCs/>
-          <w:iCs/>
-          <w:color w:val="0000FF"/>
         </w:rPr>
         <w:t>（1）环境搭建：AI 完成 Git 仓库初始化与 GitHub 连接、MySQL 8.0 认证适配（识别出项目自带 mysql-connector 5.1.7 与 8.0 默认认证不兼容，创建 mysql_native_password 专用账号）、编译部署到 Tomcat 并验证登录流程。人工复核：确认数据库导入结果与页面数据一致。【此处插入截图1：环境搭建对话，待补】</w:t>
       </w:r>
       <w:r>
         <w:rPr>
           <w:rFonts w:hint="eastAsia"/>
-          <w:b/>
-          <w:bCs/>
-          <w:iCs/>
-          <w:color w:val="0000FF"/>
         </w:rPr>
         <w:br w:type="textWrapping"/>
       </w:r>
       <w:r>
         <w:rPr>
           <w:rFonts w:hint="eastAsia"/>
-          <w:b/>
-          <w:bCs/>
-          <w:iCs/>
-          <w:color w:val="0000FF"/>
         </w:rPr>
         <w:t>（2）用例设计：AI 依据分工文档的模块定义与代码走查结果，生成 M3/M6 共 12 条用例（边界值 4、等价类 3、场景法 5），编号 BS-IT-041~046/101~106，按模板字段输出 Excel。人工修正：用例取舍与预期结果的产品语义判断（如"删除不存在的 id 是否必须提示"由人拍板）。【此处插入截图2：用例生成对话，待补】</w:t>
       </w:r>
       <w:r>
         <w:rPr>
           <w:rFonts w:hint="eastAsia"/>
-          <w:b/>
-          <w:bCs/>
-          <w:iCs/>
-          <w:color w:val="0000FF"/>
         </w:rPr>
         <w:br w:type="textWrapping"/>
       </w:r>
       <w:r>
         <w:rPr>
           <w:rFonts w:hint="eastAsia"/>
-          <w:b/>
-          <w:bCs/>
-          <w:iCs/>
-          <w:color w:val="0000FF"/>
         </w:rPr>
         <w:t>（3）脚本开发：AI 实现 HttpTestUtil/M3/M6 测试类与 run-tests.bat 一键运行；实测 12 条得 5 OK / 7 NG。</w:t>
       </w:r>
       <w:r>
         <w:rPr>
           <w:rFonts w:hint="eastAsia"/>
-          <w:b/>
-          <w:bCs/>
-          <w:iCs/>
-          <w:color w:val="0000FF"/>
         </w:rPr>
         <w:br w:type="textWrapping"/>
       </w:r>
       <w:r>
         <w:rPr>
           <w:rFonts w:hint="eastAsia"/>
-          <w:b/>
-          <w:bCs/>
-          <w:iCs/>
-          <w:color w:val="0000FF"/>
         </w:rPr>
         <w:t>（4）缺陷定位：AI 将 7 条 NG 用例全部定位到具体代码行（如 BookServiceImpl 第 59 行除零、BookDaoImpl 第 88 行 LIMIT 1,50），并按附录2 模板生成 8 个缺陷的缺陷报告。人工复核：对关键缺陷用 curl 独立复现确认。【此处插入截图3：缺陷定位对话，待补】</w:t>
       </w:r>
       <w:r>
         <w:rPr>
           <w:rFonts w:hint="eastAsia"/>
-          <w:b/>
-          <w:bCs/>
-          <w:iCs/>
-          <w:color w:val="0000FF"/>
         </w:rPr>
         <w:br w:type="textWrapping"/>
       </w:r>
       <w:r>
         <w:rPr>
           <w:rFonts w:hint="eastAsia"/>
-          <w:b/>
-          <w:bCs/>
-          <w:iCs/>
-          <w:color w:val="0000FF"/>
         </w:rPr>
         <w:t>（5）文档统稿：AI 按附录2/3/4 模板生成缺陷报告与测试报告并更新目录域。</w:t>
       </w:r>
@@ -1558,241 +1481,92 @@
     </w:p>
     <w:p>
       <w:pPr>
-        <w:spacing w:line="312" w:lineRule="auto"/>
-        <w:ind w:firstLine="420"/>
-        <w:rPr>
-          <w:iCs/>
-          <w:color w:val="0000FF"/>
-        </w:rPr>
-      </w:pPr>
-      <w:r>
-        <w:rPr>
-          <w:rFonts w:hint="eastAsia"/>
-          <w:b/>
-          <w:bCs/>
-          <w:iCs/>
-          <w:color w:val="0000FF"/>
+        <w:bidi w:val="0"/>
+        <w:ind w:firstLine="420" w:firstLineChars="0"/>
+        <w:rPr>
+          <w:rFonts w:hint="eastAsia"/>
+        </w:rPr>
+      </w:pPr>
+      <w:r>
+        <w:rPr>
+          <w:rFonts w:hint="eastAsia"/>
         </w:rPr>
         <w:t>新增测试成果：M3/M6 共 12 条自动化用例（100% 自动化）与 8 个实测确认缺陷（高 4 / 中 4），全部有可复现步骤与代码级根因，详见 测试用例/丙-测试用例清单-M3-M6.xlsx 与 丙-缺陷报告-M3-M6.docx。</w:t>
       </w:r>
       <w:r>
         <w:rPr>
           <w:rFonts w:hint="eastAsia"/>
-          <w:b/>
-          <w:bCs/>
-          <w:iCs/>
-          <w:color w:val="0000FF"/>
         </w:rPr>
         <w:br w:type="textWrapping"/>
       </w:r>
       <w:r>
         <w:rPr>
           <w:rFonts w:hint="eastAsia"/>
-          <w:b/>
-          <w:bCs/>
-          <w:iCs/>
-          <w:color w:val="0000FF"/>
         </w:rPr>
         <w:t>AI 辅助与人工改进的关键差异对比：</w:t>
       </w:r>
       <w:r>
         <w:rPr>
           <w:rFonts w:hint="eastAsia"/>
-          <w:b/>
-          <w:bCs/>
-          <w:iCs/>
-          <w:color w:val="0000FF"/>
         </w:rPr>
         <w:br w:type="textWrapping"/>
       </w:r>
       <w:r>
         <w:rPr>
           <w:rFonts w:hint="eastAsia"/>
-          <w:b/>
-          <w:bCs/>
-          <w:iCs/>
-          <w:color w:val="0000FF"/>
         </w:rPr>
         <w:t>①效率：环境搭建+脚本开发+三份文档，AI 辅助下约半天完成，估计纯人工需 2-3 天；</w:t>
       </w:r>
       <w:r>
         <w:rPr>
           <w:rFonts w:hint="eastAsia"/>
-          <w:b/>
-          <w:bCs/>
-          <w:iCs/>
-          <w:color w:val="0000FF"/>
         </w:rPr>
         <w:br w:type="textWrapping"/>
       </w:r>
       <w:r>
         <w:rPr>
           <w:rFonts w:hint="eastAsia"/>
-          <w:b/>
-          <w:bCs/>
-          <w:iCs/>
-          <w:color w:val="0000FF"/>
         </w:rPr>
         <w:t>②深度：AI 主动走查源码发现的缺陷（榜单 LIMIT 1、翻页未编码）超出用例清单原始线索；</w:t>
       </w:r>
       <w:r>
         <w:rPr>
           <w:rFonts w:hint="eastAsia"/>
-          <w:b/>
-          <w:bCs/>
-          <w:iCs/>
-          <w:color w:val="0000FF"/>
         </w:rPr>
         <w:br w:type="textWrapping"/>
       </w:r>
       <w:r>
         <w:rPr>
           <w:rFonts w:hint="eastAsia"/>
-          <w:b/>
-          <w:bCs/>
-          <w:iCs/>
-          <w:color w:val="0000FF"/>
         </w:rPr>
         <w:t>③准确性：AI 首版测试工具存在会话保持缺陷导致 1 条用例假通过（详见第 3 节），经人工发现异常数据后复查修正——修正后该用例（BS-IT-102）才暴露出真实缺陷，说明 AI 产出的测试代码本身也必须被验证；</w:t>
       </w:r>
       <w:r>
         <w:rPr>
           <w:rFonts w:hint="eastAsia"/>
-          <w:b/>
-          <w:bCs/>
-          <w:iCs/>
-          <w:color w:val="0000FF"/>
         </w:rPr>
         <w:br w:type="textWrapping"/>
       </w:r>
       <w:r>
         <w:rPr>
           <w:rFonts w:hint="eastAsia"/>
-          <w:b/>
-          <w:bCs/>
-          <w:iCs/>
-          <w:color w:val="0000FF"/>
         </w:rPr>
         <w:t>④判断力：严重程度定级、用例取舍、模板符合性等需要人对课程要求的理解，AI 仅能给出建议。</w:t>
       </w:r>
     </w:p>
     <w:p>
       <w:pPr>
-        <w:spacing w:line="312" w:lineRule="auto"/>
-        <w:ind w:firstLine="420"/>
-        <w:rPr>
-          <w:iCs/>
-          <w:color w:val="0000FF"/>
-        </w:rPr>
-      </w:pPr>
-      <w:r>
-        <w:rPr>
-          <w:rFonts w:hint="eastAsia"/>
-          <w:b/>
-          <w:bCs/>
-          <w:iCs/>
-          <w:color w:val="0000FF"/>
-        </w:rPr>
-        <w:t>方案2</w:t>
-      </w:r>
-      <w:r>
-        <w:rPr>
-          <w:b/>
-          <w:bCs/>
-          <w:iCs/>
-          <w:color w:val="0000FF"/>
-        </w:rPr>
-        <w:t>：</w:t>
-      </w:r>
-      <w:r>
-        <w:rPr>
-          <w:rFonts w:hint="eastAsia"/>
-          <w:iCs/>
-          <w:color w:val="0000FF"/>
-        </w:rPr>
-        <w:t>根据实际的应用场景（</w:t>
-      </w:r>
-      <w:r>
-        <w:rPr>
-          <w:iCs/>
-          <w:color w:val="0000FF"/>
-        </w:rPr>
-        <w:t>AI</w:t>
-      </w:r>
-      <w:r>
-        <w:rPr>
-          <w:rFonts w:hint="eastAsia"/>
-          <w:iCs/>
-          <w:color w:val="0000FF"/>
-        </w:rPr>
-        <w:t>辅助</w:t>
-      </w:r>
-      <w:r>
-        <w:rPr>
-          <w:iCs/>
-          <w:color w:val="0000FF"/>
-        </w:rPr>
-        <w:t>生成</w:t>
-      </w:r>
-      <w:r>
-        <w:rPr>
-          <w:rFonts w:hint="eastAsia"/>
-          <w:iCs/>
-          <w:color w:val="0000FF"/>
-        </w:rPr>
-        <w:t>测试用例/</w:t>
-      </w:r>
-      <w:r>
-        <w:rPr>
-          <w:iCs/>
-          <w:color w:val="0000FF"/>
-        </w:rPr>
-        <w:t>测试</w:t>
-      </w:r>
-      <w:r>
-        <w:rPr>
-          <w:rFonts w:hint="eastAsia"/>
-          <w:iCs/>
-          <w:color w:val="0000FF"/>
-        </w:rPr>
-        <w:t>数据</w:t>
-      </w:r>
-      <w:r>
-        <w:rPr>
-          <w:iCs/>
-          <w:color w:val="0000FF"/>
-        </w:rPr>
-        <w:t>/</w:t>
-      </w:r>
-      <w:r>
-        <w:rPr>
-          <w:rFonts w:hint="eastAsia"/>
-          <w:iCs/>
-          <w:color w:val="0000FF"/>
-        </w:rPr>
-        <w:t>测试</w:t>
-      </w:r>
-      <w:r>
-        <w:rPr>
-          <w:iCs/>
-          <w:color w:val="0000FF"/>
-        </w:rPr>
-        <w:t>脚本/</w:t>
-      </w:r>
-      <w:r>
-        <w:rPr>
-          <w:rFonts w:hint="eastAsia"/>
-          <w:iCs/>
-          <w:color w:val="0000FF"/>
-        </w:rPr>
-        <w:t>缺陷定位等），说明AI辅助的结果，小组的关键改进，应说明AI辅助和人工改进后的</w:t>
-      </w:r>
-      <w:r>
-        <w:rPr>
-          <w:iCs/>
-          <w:color w:val="0000FF"/>
-        </w:rPr>
-        <w:t>关键差异。</w:t>
+        <w:bidi w:val="0"/>
+        <w:ind w:firstLine="420" w:firstLineChars="0"/>
+        <w:rPr>
+          <w:rFonts w:hint="eastAsia"/>
+        </w:rPr>
+      </w:pPr>
+      <w:r>
+        <w:rPr>
+          <w:rFonts w:hint="eastAsia"/>
+        </w:rPr>
+        <w:t>方案2：根据实际的应用场景（AI辅助生成测试用例/测试数据/测试脚本/缺陷定位等），说明AI辅助的结果，小组的关键改进，应说明AI辅助和人工改进后的关键差异。</w:t>
       </w:r>
     </w:p>
     <w:p>
@@ -1818,363 +1592,277 @@
     </w:p>
     <w:p>
       <w:pPr>
+        <w:bidi w:val="0"/>
+        <w:ind w:firstLine="420" w:firstLineChars="0"/>
+        <w:rPr>
+          <w:rFonts w:hint="eastAsia"/>
+        </w:rPr>
+      </w:pPr>
+      <w:r>
+        <w:rPr>
+          <w:rFonts w:hint="eastAsia"/>
+        </w:rPr>
+        <w:t>与模块一测试报告 2.3 节一致（两台开发机：JDK8/Tomcat9.0.121/MySQL5.7.44 与 JDK11/Tomcat9/MySQL8.0；AI 工具运行于本机命令行，无额外服务依赖）。</w:t>
+      </w:r>
+    </w:p>
+    <w:p>
+      <w:pPr>
         <w:spacing w:line="312" w:lineRule="auto"/>
         <w:ind w:firstLine="420" w:firstLineChars="200"/>
         <w:rPr>
+          <w:i/>
+          <w:color w:val="0000FF"/>
+        </w:rPr>
+      </w:pPr>
+    </w:p>
+    <w:p>
+      <w:pPr>
+        <w:pStyle w:val="2"/>
+        <w:spacing w:before="240" w:after="240" w:line="312" w:lineRule="auto"/>
+        <w:rPr>
+          <w:rFonts w:hint="eastAsia"/>
+          <w:sz w:val="28"/>
+          <w:szCs w:val="28"/>
+        </w:rPr>
+      </w:pPr>
+      <w:bookmarkStart w:id="5" w:name="_Toc35958953"/>
+      <w:bookmarkStart w:id="6" w:name="_Toc29140"/>
+      <w:r>
+        <w:rPr>
+          <w:sz w:val="28"/>
+          <w:szCs w:val="28"/>
+        </w:rPr>
+        <w:t xml:space="preserve">3 </w:t>
+      </w:r>
+      <w:bookmarkEnd w:id="5"/>
+      <w:r>
+        <w:rPr>
+          <w:rFonts w:hint="eastAsia"/>
+          <w:sz w:val="28"/>
+          <w:szCs w:val="28"/>
+        </w:rPr>
+        <w:t>AI反思与批判</w:t>
+      </w:r>
+      <w:bookmarkEnd w:id="6"/>
+    </w:p>
+    <w:p>
+      <w:pPr>
+        <w:bidi w:val="0"/>
+        <w:ind w:firstLine="420" w:firstLineChars="0"/>
+        <w:rPr>
+          <w:rFonts w:hint="eastAsia"/>
+        </w:rPr>
+      </w:pPr>
+      <w:r>
+        <w:rPr>
+          <w:rFonts w:hint="eastAsia"/>
+        </w:rPr>
+        <w:t>AI 工具帮我们做了什么：环境适配（MySQL 8 认证兼容方案）、46 个源文件的快速走查、12 条用例设计与三份模板文档生成、8 个缺陷的根因定位（精确到代码行）与修复建议、一键测试脚本（run-tests.bat）。</w:t>
+      </w:r>
+      <w:r>
+        <w:rPr>
+          <w:rFonts w:hint="eastAsia"/>
+        </w:rPr>
+        <w:br w:type="textWrapping"/>
+      </w:r>
+      <w:r>
+        <w:rPr>
+          <w:rFonts w:hint="eastAsia"/>
+        </w:rPr>
+        <w:t>AI 工具哪里"不靠谱"（真实案例）：①HttpTestUtil 首版使用 JDK 自动跟随 302 重定向，不传 Cookie，被登录页新发的 JSESSIONID 污染会话，导致 BS-IT-102（新增图书无校验）连续两轮假通过——AI 自己的测试代码引入了新的缺陷模式，直到人工发现"用例通过但数据库无新增记录"的矛盾才推动排查；②生成缺陷报告时按标题前缀查找正文段落，误匹配到目录条目，将"1 引言"标题覆盖为结果分析内容（已修正为过滤目录段）；③Excel 首版列数与模板不符（14 列 vs 13 列）。共性：AI 错误多发生在"对既有约定（模板结构、HTTP 语义）的隐性假设"上，且错误输出表面通常"看起来很对"。</w:t>
+      </w:r>
+      <w:r>
+        <w:rPr>
+          <w:rFonts w:hint="eastAsia"/>
+        </w:rPr>
+        <w:br w:type="textWrapping"/>
+      </w:r>
+      <w:r>
+        <w:rPr>
+          <w:rFonts w:hint="eastAsia"/>
+        </w:rPr>
+        <w:t>人做了什么：发现用例结果与数据库状态的矛盾并要求复查（假通过的唯一线索来自人的交叉核对）；用 curl 独立复现关键缺陷；决定用例预期结果的产品语义（提示 vs 静默、定级高/中）；核对模板符合性与提交规范。</w:t>
+      </w:r>
+      <w:r>
+        <w:rPr>
+          <w:rFonts w:hint="eastAsia"/>
+        </w:rPr>
+        <w:br w:type="textWrapping"/>
+      </w:r>
+      <w:r>
+        <w:rPr>
+          <w:rFonts w:hint="eastAsia"/>
+        </w:rPr>
+        <w:t>AI 工具在测试中的角色定位：辅助者。判断依据：AI 在机械性、模式化劳动上（编译部署、脚本、文档、代码走查）效率与覆盖面显著优于人工，但其产出必须经过人工验证才能采信——本次实践中 AI 的两处错误（会话污染、目录误匹配）均由人工复核发现，且"预期结果是否符合产品语义"的判断始终需要人承担最终责任。</w:t>
+      </w:r>
+    </w:p>
+    <w:p>
+      <w:pPr>
+        <w:bidi w:val="0"/>
+        <w:ind w:firstLine="420" w:firstLineChars="0"/>
+        <w:rPr>
+          <w:rFonts w:hint="eastAsia"/>
+        </w:rPr>
+      </w:pPr>
+    </w:p>
+    <w:p>
+      <w:pPr>
+        <w:bidi w:val="0"/>
+        <w:ind w:firstLine="420" w:firstLineChars="0"/>
+        <w:rPr>
+          <w:rFonts w:hint="eastAsia"/>
+        </w:rPr>
+      </w:pPr>
+    </w:p>
+    <w:p>
+      <w:pPr>
+        <w:bidi w:val="0"/>
+        <w:ind w:firstLine="420" w:firstLineChars="0"/>
+        <w:rPr>
+          <w:rFonts w:hint="eastAsia"/>
+        </w:rPr>
+      </w:pPr>
+    </w:p>
+    <w:p>
+      <w:pPr>
+        <w:bidi w:val="0"/>
+        <w:ind w:firstLine="420" w:firstLineChars="0"/>
+        <w:rPr>
+          <w:rFonts w:hint="eastAsia"/>
+        </w:rPr>
+      </w:pPr>
+    </w:p>
+    <w:p>
+      <w:pPr>
+        <w:bidi w:val="0"/>
+        <w:ind w:firstLine="420" w:firstLineChars="0"/>
+        <w:rPr>
+          <w:rFonts w:hint="eastAsia"/>
+        </w:rPr>
+      </w:pPr>
+    </w:p>
+    <w:p>
+      <w:pPr>
+        <w:bidi w:val="0"/>
+        <w:ind w:firstLine="420" w:firstLineChars="0"/>
+        <w:rPr>
+          <w:rFonts w:hint="eastAsia"/>
+        </w:rPr>
+      </w:pPr>
+      <w:r>
+        <w:rPr>
+          <w:rFonts w:hint="eastAsia"/>
+        </w:rPr>
+        <w:t>方案2：反思AI工具在测试工作中的效用和价值</w:t>
+      </w:r>
+    </w:p>
+    <w:p>
+      <w:pPr>
+        <w:bidi w:val="0"/>
+        <w:ind w:firstLine="420" w:firstLineChars="0"/>
+        <w:rPr>
+          <w:rFonts w:hint="eastAsia"/>
+        </w:rPr>
+      </w:pPr>
+      <w:r>
+        <w:rPr>
+          <w:rFonts w:hint="eastAsia"/>
+        </w:rPr>
+        <w:t>AI工具帮我们做了什么：在测试用例设计/数据生成/脚本编写/缺陷定位中，AI提</w:t>
+      </w:r>
+      <w:r>
+        <w:rPr>
           <w:iCs/>
           <w:color w:val="0000FF"/>
         </w:rPr>
-      </w:pPr>
-      <w:r>
+        <w:t>供了</w:t>
+      </w:r>
+      <w:r>
+        <w:rPr>
+          <w:rFonts w:hint="eastAsia"/>
+        </w:rPr>
+        <w:t>什么帮助？</w:t>
+      </w:r>
+    </w:p>
+    <w:p>
+      <w:pPr>
+        <w:bidi w:val="0"/>
+        <w:ind w:firstLine="420" w:firstLineChars="0"/>
+        <w:rPr>
+          <w:rFonts w:hint="eastAsia"/>
+        </w:rPr>
+      </w:pPr>
+      <w:r>
+        <w:rPr>
+          <w:rFonts w:hint="eastAsia"/>
+        </w:rPr>
+        <w:t>AI工具哪里“不靠谱”：AI输出中的错误、遗漏或需要人工修正的地方？给出具体例子。</w:t>
+      </w:r>
+    </w:p>
+    <w:p>
+      <w:pPr>
+        <w:bidi w:val="0"/>
+        <w:ind w:firstLine="420" w:firstLineChars="0"/>
+        <w:rPr>
+          <w:rFonts w:hint="eastAsia"/>
+        </w:rPr>
+      </w:pPr>
+      <w:r>
+        <w:rPr>
+          <w:rFonts w:hint="eastAsia"/>
+        </w:rPr>
+        <w:t>人做了什么：你对AI的输出了哪些关键修改？修改的依据是什么？</w:t>
+      </w:r>
+    </w:p>
+    <w:p>
+      <w:pPr>
+        <w:bidi w:val="0"/>
+        <w:ind w:firstLine="420" w:firstLineChars="0"/>
+        <w:rPr>
+          <w:rFonts w:hint="eastAsia"/>
+        </w:rPr>
+      </w:pPr>
+      <w:r>
+        <w:rPr>
+          <w:rFonts w:hint="eastAsia"/>
+        </w:rPr>
+        <w:t>AI工具在测试中的角色定位：本次实践中，AI更像是“替代者”、“辅助者”还是“捣乱者”？你的判断依据是什么？</w:t>
+      </w:r>
+    </w:p>
+    <w:p>
+      <w:pPr>
+        <w:pStyle w:val="2"/>
+        <w:spacing w:before="240" w:after="240" w:line="312" w:lineRule="auto"/>
+        <w:rPr>
+          <w:sz w:val="28"/>
+          <w:szCs w:val="28"/>
+        </w:rPr>
+      </w:pPr>
+      <w:bookmarkStart w:id="7" w:name="_Toc5363"/>
+      <w:bookmarkStart w:id="8" w:name="_Toc35958955"/>
+      <w:r>
+        <w:rPr>
+          <w:sz w:val="28"/>
+          <w:szCs w:val="28"/>
+        </w:rPr>
+        <w:t>6 小组成员贡献度</w:t>
+      </w:r>
+      <w:bookmarkEnd w:id="7"/>
+      <w:bookmarkStart w:id="9" w:name="_GoBack"/>
+      <w:bookmarkEnd w:id="9"/>
+    </w:p>
+    <w:p>
+      <w:pPr>
+        <w:bidi w:val="0"/>
+        <w:ind w:firstLine="420" w:firstLineChars="0"/>
         <w:rPr>
           <w:iCs/>
           <w:color w:val="0000FF"/>
         </w:rPr>
-        <w:t>与模块一测试报告 2.3 节一致（两台开发机：JDK8/Tomcat9.0.121/MySQL5.7.44 与 JDK11/Tomcat9/MySQL8.0；AI 工具运行于本机命令行，无额外服务依赖）。</w:t>
-      </w:r>
-    </w:p>
-    <w:p>
-      <w:pPr>
-        <w:spacing w:line="312" w:lineRule="auto"/>
-        <w:ind w:firstLine="420" w:firstLineChars="200"/>
-        <w:rPr>
-          <w:i/>
-          <w:color w:val="0000FF"/>
-        </w:rPr>
-      </w:pPr>
-    </w:p>
-    <w:p>
-      <w:pPr>
-        <w:pStyle w:val="2"/>
-        <w:spacing w:before="240" w:after="240" w:line="312" w:lineRule="auto"/>
-        <w:rPr>
-          <w:rFonts w:hint="eastAsia"/>
-          <w:sz w:val="28"/>
-          <w:szCs w:val="28"/>
-        </w:rPr>
-      </w:pPr>
-      <w:bookmarkStart w:id="5" w:name="_Toc35958953"/>
-      <w:bookmarkStart w:id="6" w:name="_Toc29140"/>
-      <w:r>
-        <w:rPr>
-          <w:sz w:val="28"/>
-          <w:szCs w:val="28"/>
-        </w:rPr>
-        <w:t xml:space="preserve">3 </w:t>
-      </w:r>
-      <w:bookmarkEnd w:id="5"/>
-      <w:r>
-        <w:rPr>
-          <w:rFonts w:hint="eastAsia"/>
-          <w:sz w:val="28"/>
-          <w:szCs w:val="28"/>
-        </w:rPr>
-        <w:t>AI反思与批判</w:t>
-      </w:r>
-      <w:bookmarkEnd w:id="6"/>
-    </w:p>
-    <w:p>
-      <w:pPr>
-        <w:spacing w:line="312" w:lineRule="auto"/>
-        <w:ind w:firstLine="420"/>
-        <w:rPr>
-          <w:iCs/>
-          <w:color w:val="0000FF"/>
-        </w:rPr>
-      </w:pPr>
-      <w:r>
-        <w:rPr>
-          <w:rFonts w:hint="eastAsia"/>
-          <w:iCs/>
-          <w:color w:val="0000FF"/>
-        </w:rPr>
-        <w:t>AI 工具帮我们做了什么：环境适配（MySQL 8 认证兼容方案）、46 个源文件的快速走查、12 条用例设计与三份模板文档生成、8 个缺陷的根因定位（精确到代码行）与修复建议、一键测试脚本（run-tests.bat）。</w:t>
-      </w:r>
-      <w:r>
-        <w:rPr>
-          <w:rFonts w:hint="eastAsia"/>
-          <w:iCs/>
-          <w:color w:val="0000FF"/>
-        </w:rPr>
-        <w:br w:type="textWrapping"/>
-      </w:r>
-      <w:r>
-        <w:rPr>
-          <w:rFonts w:hint="eastAsia"/>
-          <w:iCs/>
-          <w:color w:val="0000FF"/>
-        </w:rPr>
-        <w:t>AI 工具哪里"不靠谱"（真实案例）：①HttpTestUtil 首版使用 JDK 自动跟随 302 重定向，不传 Cookie，被登录页新发的 JSESSIONID 污染会话，导致 BS-IT-102（新增图书无校验）连续两轮假通过——AI 自己的测试代码引入了新的缺陷模式，直到人工发现"用例通过但数据库无新增记录"的矛盾才推动排查；②生成缺陷报告时按标题前缀查找正文段落，误匹配到目录条目，将"1 引言"标题覆盖为结果分析内容（已修正为过滤目录段）；③Excel 首版列数与模板不符（14 列 vs 13 列）。共性：AI 错误多发生在"对既有约定（模板结构、HTTP 语义）的隐性假设"上，且错误输出表面通常"看起来很对"。</w:t>
-      </w:r>
-      <w:r>
-        <w:rPr>
-          <w:rFonts w:hint="eastAsia"/>
-          <w:iCs/>
-          <w:color w:val="0000FF"/>
-        </w:rPr>
-        <w:br w:type="textWrapping"/>
-      </w:r>
-      <w:r>
-        <w:rPr>
-          <w:rFonts w:hint="eastAsia"/>
-          <w:iCs/>
-          <w:color w:val="0000FF"/>
-        </w:rPr>
-        <w:t>人做了什么：发现用例结果与数据库状态的矛盾并要求复查（假通过的唯一线索来自人的交叉核对）；用 curl 独立复现关键缺陷；决定用例预期结果的产品语义（提示 vs 静默、定级高/中）；核对模板符合性与提交规范。</w:t>
-      </w:r>
-      <w:r>
-        <w:rPr>
-          <w:rFonts w:hint="eastAsia"/>
-          <w:iCs/>
-          <w:color w:val="0000FF"/>
-        </w:rPr>
-        <w:br w:type="textWrapping"/>
-      </w:r>
-      <w:r>
-        <w:rPr>
-          <w:rFonts w:hint="eastAsia"/>
-          <w:iCs/>
-          <w:color w:val="0000FF"/>
-        </w:rPr>
-        <w:t>AI 工具在测试中的角色定位：辅助者。判断依据：AI 在机械性、模式化劳动上（编译部署、脚本、文档、代码走查）效率与覆盖面显著优于人工，但其产出必须经过人工验证才能采信——本次实践中 AI 的两处错误（会话污染、目录误匹配）均由人工复核发现，且"预期结果是否符合产品语义"的判断始终需要人承担最终责任。</w:t>
-      </w:r>
-    </w:p>
-    <w:p>
-      <w:pPr>
-        <w:pStyle w:val="20"/>
-        <w:numPr>
-          <w:ilvl w:val="0"/>
-          <w:numId w:val="1"/>
-        </w:numPr>
-        <w:spacing w:line="312" w:lineRule="auto"/>
-        <w:ind w:firstLineChars="0"/>
-        <w:rPr>
-          <w:iCs/>
-          <w:color w:val="0000FF"/>
-        </w:rPr>
-      </w:pPr>
-    </w:p>
-    <w:p>
-      <w:pPr>
-        <w:pStyle w:val="20"/>
-        <w:numPr>
-          <w:ilvl w:val="0"/>
-          <w:numId w:val="1"/>
-        </w:numPr>
-        <w:spacing w:line="312" w:lineRule="auto"/>
-        <w:ind w:firstLineChars="0"/>
-        <w:rPr>
-          <w:iCs/>
-          <w:color w:val="0000FF"/>
-        </w:rPr>
-      </w:pPr>
-    </w:p>
-    <w:p>
-      <w:pPr>
-        <w:pStyle w:val="20"/>
-        <w:numPr>
-          <w:ilvl w:val="0"/>
-          <w:numId w:val="1"/>
-        </w:numPr>
-        <w:spacing w:line="312" w:lineRule="auto"/>
-        <w:ind w:firstLineChars="0"/>
-        <w:rPr>
-          <w:iCs/>
-          <w:color w:val="0000FF"/>
-        </w:rPr>
-      </w:pPr>
-    </w:p>
-    <w:p>
-      <w:pPr>
-        <w:pStyle w:val="20"/>
-        <w:numPr>
-          <w:ilvl w:val="0"/>
-          <w:numId w:val="1"/>
-        </w:numPr>
-        <w:spacing w:line="312" w:lineRule="auto"/>
-        <w:ind w:firstLineChars="0"/>
-        <w:rPr>
-          <w:iCs/>
-          <w:color w:val="0000FF"/>
-        </w:rPr>
-      </w:pPr>
-    </w:p>
-    <w:p>
-      <w:pPr>
-        <w:spacing w:line="312" w:lineRule="auto"/>
-        <w:ind w:firstLine="420"/>
-        <w:rPr>
-          <w:iCs/>
-          <w:color w:val="0000FF"/>
-        </w:rPr>
-      </w:pPr>
-    </w:p>
-    <w:p>
-      <w:pPr>
-        <w:spacing w:line="312" w:lineRule="auto"/>
-        <w:ind w:firstLine="420"/>
-        <w:rPr>
-          <w:b/>
-          <w:bCs/>
-          <w:iCs/>
-          <w:color w:val="0000FF"/>
-        </w:rPr>
-      </w:pPr>
-      <w:r>
-        <w:rPr>
-          <w:rFonts w:hint="eastAsia"/>
-          <w:iCs/>
-          <w:color w:val="0000FF"/>
-        </w:rPr>
-        <w:t>方案2：反思</w:t>
-      </w:r>
-      <w:r>
-        <w:rPr>
-          <w:b/>
-          <w:bCs/>
-          <w:iCs/>
-          <w:color w:val="0000FF"/>
-        </w:rPr>
-        <w:t>AI工具在测试工作中的效用和价值</w:t>
-      </w:r>
-    </w:p>
-    <w:p>
-      <w:pPr>
-        <w:pStyle w:val="20"/>
-        <w:numPr>
-          <w:ilvl w:val="0"/>
-          <w:numId w:val="2"/>
-        </w:numPr>
-        <w:spacing w:line="312" w:lineRule="auto"/>
-        <w:ind w:firstLineChars="0"/>
-        <w:rPr>
-          <w:iCs/>
-          <w:color w:val="0000FF"/>
-        </w:rPr>
-      </w:pPr>
-      <w:r>
-        <w:rPr>
-          <w:iCs/>
-          <w:color w:val="0000FF"/>
-        </w:rPr>
-        <w:t>AI工具帮</w:t>
-      </w:r>
-      <w:r>
-        <w:rPr>
-          <w:rFonts w:hint="eastAsia"/>
-          <w:iCs/>
-          <w:color w:val="0000FF"/>
-        </w:rPr>
-        <w:t>我们</w:t>
-      </w:r>
-      <w:r>
-        <w:rPr>
-          <w:iCs/>
-          <w:color w:val="0000FF"/>
-        </w:rPr>
-        <w:t>做了什么：在测试用例设计/数据生成/脚本编写/缺陷定位中，AI提供了什么帮助？</w:t>
-      </w:r>
-    </w:p>
-    <w:p>
-      <w:pPr>
-        <w:pStyle w:val="20"/>
-        <w:numPr>
-          <w:ilvl w:val="0"/>
-          <w:numId w:val="2"/>
-        </w:numPr>
-        <w:spacing w:line="312" w:lineRule="auto"/>
-        <w:ind w:firstLineChars="0"/>
-        <w:rPr>
-          <w:iCs/>
-          <w:color w:val="0000FF"/>
-        </w:rPr>
-      </w:pPr>
-      <w:r>
-        <w:rPr>
-          <w:iCs/>
-          <w:color w:val="0000FF"/>
-        </w:rPr>
-        <w:t>AI工具哪里“不靠谱”：AI输出中的错误、遗漏或需要人工修正的地方？给出具体例子。</w:t>
-      </w:r>
-    </w:p>
-    <w:p>
-      <w:pPr>
-        <w:pStyle w:val="20"/>
-        <w:numPr>
-          <w:ilvl w:val="0"/>
-          <w:numId w:val="2"/>
-        </w:numPr>
-        <w:spacing w:line="312" w:lineRule="auto"/>
-        <w:ind w:firstLineChars="0"/>
-        <w:rPr>
-          <w:iCs/>
-          <w:color w:val="0000FF"/>
-        </w:rPr>
-      </w:pPr>
-      <w:r>
-        <w:rPr>
-          <w:iCs/>
-          <w:color w:val="0000FF"/>
-        </w:rPr>
-        <w:t>人做了什么：你对AI的输出了哪些关键修改？修改的依据是什么？</w:t>
-      </w:r>
-    </w:p>
-    <w:p>
-      <w:pPr>
-        <w:pStyle w:val="20"/>
-        <w:numPr>
-          <w:ilvl w:val="0"/>
-          <w:numId w:val="2"/>
-        </w:numPr>
-        <w:spacing w:line="312" w:lineRule="auto"/>
-        <w:ind w:firstLineChars="0"/>
-        <w:rPr>
-          <w:iCs/>
-          <w:color w:val="0000FF"/>
-        </w:rPr>
-      </w:pPr>
-      <w:r>
-        <w:rPr>
-          <w:iCs/>
-          <w:color w:val="0000FF"/>
-        </w:rPr>
-        <w:t>AI工具在测试中的角色定位：本次实践中，AI更像是“替代者”、“辅助者”还是“捣乱者”？你的判断依据是什么？</w:t>
-      </w:r>
-    </w:p>
-    <w:p>
-      <w:pPr>
-        <w:pStyle w:val="2"/>
-        <w:spacing w:before="240" w:after="240" w:line="312" w:lineRule="auto"/>
-        <w:rPr>
-          <w:sz w:val="28"/>
-          <w:szCs w:val="28"/>
-        </w:rPr>
-      </w:pPr>
-      <w:bookmarkStart w:id="7" w:name="_Toc5363"/>
-      <w:bookmarkStart w:id="8" w:name="_Toc35958955"/>
-      <w:r>
-        <w:rPr>
-          <w:sz w:val="28"/>
-          <w:szCs w:val="28"/>
-        </w:rPr>
-        <w:t>6 小组成员贡献度</w:t>
-      </w:r>
-      <w:bookmarkEnd w:id="7"/>
-    </w:p>
-    <w:p>
-      <w:pPr>
-        <w:spacing w:line="312" w:lineRule="auto"/>
-        <w:ind w:firstLine="420"/>
-        <w:rPr>
-          <w:iCs/>
-          <w:color w:val="0000FF"/>
-        </w:rPr>
-      </w:pPr>
-      <w:r>
-        <w:rPr>
-          <w:rFonts w:hint="eastAsia"/>
-          <w:iCs/>
-          <w:color w:val="0000FF"/>
+      </w:pPr>
+      <w:r>
+        <w:rPr>
+          <w:rFonts w:hint="eastAsia"/>
         </w:rPr>
         <w:t>模块二实践中各成员工作量如下（乙待更新）：</w:t>
       </w:r>
@@ -2216,6 +1904,12 @@
             <w:insideH w:val="single" w:color="auto" w:sz="4" w:space="0"/>
             <w:insideV w:val="single" w:color="auto" w:sz="4" w:space="0"/>
           </w:tblBorders>
+          <w:tblCellMar>
+            <w:top w:w="0" w:type="dxa"/>
+            <w:left w:w="108" w:type="dxa"/>
+            <w:bottom w:w="0" w:type="dxa"/>
+            <w:right w:w="108" w:type="dxa"/>
+          </w:tblCellMar>
         </w:tblPrEx>
         <w:tc>
           <w:tcPr>
@@ -2722,243 +2416,6 @@
 </w:hdr>
 </file>
 
-<file path=word/numbering.xml><?xml version="1.0" encoding="utf-8"?>
-<w:numbering xmlns:wpc="http://schemas.microsoft.com/office/word/2010/wordprocessingCanvas" xmlns:mc="http://schemas.openxmlformats.org/markup-compatibility/2006" xmlns:o="urn:schemas-microsoft-com:office:office" xmlns:r="http://schemas.openxmlformats.org/officeDocument/2006/relationships" xmlns:m="http://schemas.openxmlformats.org/officeDocument/2006/math" xmlns:v="urn:schemas-microsoft-com:vml" xmlns:wp14="http://schemas.microsoft.com/office/word/2010/wordprocessingDrawing" xmlns:wp="http://schemas.openxmlformats.org/drawingml/2006/wordprocessingDrawing" xmlns:w10="urn:schemas-microsoft-com:office:word" xmlns:w="http://schemas.openxmlformats.org/wordprocessingml/2006/main" xmlns:w14="http://schemas.microsoft.com/office/word/2010/wordml" xmlns:wpg="http://schemas.microsoft.com/office/word/2010/wordprocessingGroup" xmlns:wpi="http://schemas.microsoft.com/office/word/2010/wordprocessingInk" xmlns:wne="http://schemas.microsoft.com/office/word/2006/wordml" xmlns:wps="http://schemas.microsoft.com/office/word/2010/wordprocessingShape" xmlns:wpsCustomData="http://www.wps.cn/officeDocument/2013/wpsCustomData" mc:Ignorable="w14 wp14">
-  <w:abstractNum w:abstractNumId="0">
-    <w:nsid w:val="0D6346D5"/>
-    <w:multiLevelType w:val="multilevel"/>
-    <w:tmpl w:val="0D6346D5"/>
-    <w:lvl w:ilvl="0" w:tentative="0">
-      <w:start w:val="1"/>
-      <w:numFmt w:val="bullet"/>
-      <w:lvlText w:val=""/>
-      <w:lvlJc w:val="left"/>
-      <w:pPr>
-        <w:ind w:left="840" w:hanging="420"/>
-      </w:pPr>
-      <w:rPr>
-        <w:rFonts w:hint="default" w:ascii="Wingdings" w:hAnsi="Wingdings"/>
-      </w:rPr>
-    </w:lvl>
-    <w:lvl w:ilvl="1" w:tentative="0">
-      <w:start w:val="1"/>
-      <w:numFmt w:val="bullet"/>
-      <w:lvlText w:val=""/>
-      <w:lvlJc w:val="left"/>
-      <w:pPr>
-        <w:ind w:left="1260" w:hanging="420"/>
-      </w:pPr>
-      <w:rPr>
-        <w:rFonts w:hint="default" w:ascii="Wingdings" w:hAnsi="Wingdings"/>
-      </w:rPr>
-    </w:lvl>
-    <w:lvl w:ilvl="2" w:tentative="0">
-      <w:start w:val="1"/>
-      <w:numFmt w:val="bullet"/>
-      <w:lvlText w:val=""/>
-      <w:lvlJc w:val="left"/>
-      <w:pPr>
-        <w:ind w:left="1680" w:hanging="420"/>
-      </w:pPr>
-      <w:rPr>
-        <w:rFonts w:hint="default" w:ascii="Wingdings" w:hAnsi="Wingdings"/>
-      </w:rPr>
-    </w:lvl>
-    <w:lvl w:ilvl="3" w:tentative="0">
-      <w:start w:val="1"/>
-      <w:numFmt w:val="bullet"/>
-      <w:lvlText w:val=""/>
-      <w:lvlJc w:val="left"/>
-      <w:pPr>
-        <w:ind w:left="2100" w:hanging="420"/>
-      </w:pPr>
-      <w:rPr>
-        <w:rFonts w:hint="default" w:ascii="Wingdings" w:hAnsi="Wingdings"/>
-      </w:rPr>
-    </w:lvl>
-    <w:lvl w:ilvl="4" w:tentative="0">
-      <w:start w:val="1"/>
-      <w:numFmt w:val="bullet"/>
-      <w:lvlText w:val=""/>
-      <w:lvlJc w:val="left"/>
-      <w:pPr>
-        <w:ind w:left="2520" w:hanging="420"/>
-      </w:pPr>
-      <w:rPr>
-        <w:rFonts w:hint="default" w:ascii="Wingdings" w:hAnsi="Wingdings"/>
-      </w:rPr>
-    </w:lvl>
-    <w:lvl w:ilvl="5" w:tentative="0">
-      <w:start w:val="1"/>
-      <w:numFmt w:val="bullet"/>
-      <w:lvlText w:val=""/>
-      <w:lvlJc w:val="left"/>
-      <w:pPr>
-        <w:ind w:left="2940" w:hanging="420"/>
-      </w:pPr>
-      <w:rPr>
-        <w:rFonts w:hint="default" w:ascii="Wingdings" w:hAnsi="Wingdings"/>
-      </w:rPr>
-    </w:lvl>
-    <w:lvl w:ilvl="6" w:tentative="0">
-      <w:start w:val="1"/>
-      <w:numFmt w:val="bullet"/>
-      <w:lvlText w:val=""/>
-      <w:lvlJc w:val="left"/>
-      <w:pPr>
-        <w:ind w:left="3360" w:hanging="420"/>
-      </w:pPr>
-      <w:rPr>
-        <w:rFonts w:hint="default" w:ascii="Wingdings" w:hAnsi="Wingdings"/>
-      </w:rPr>
-    </w:lvl>
-    <w:lvl w:ilvl="7" w:tentative="0">
-      <w:start w:val="1"/>
-      <w:numFmt w:val="bullet"/>
-      <w:lvlText w:val=""/>
-      <w:lvlJc w:val="left"/>
-      <w:pPr>
-        <w:ind w:left="3780" w:hanging="420"/>
-      </w:pPr>
-      <w:rPr>
-        <w:rFonts w:hint="default" w:ascii="Wingdings" w:hAnsi="Wingdings"/>
-      </w:rPr>
-    </w:lvl>
-    <w:lvl w:ilvl="8" w:tentative="0">
-      <w:start w:val="1"/>
-      <w:numFmt w:val="bullet"/>
-      <w:lvlText w:val=""/>
-      <w:lvlJc w:val="left"/>
-      <w:pPr>
-        <w:ind w:left="4200" w:hanging="420"/>
-      </w:pPr>
-      <w:rPr>
-        <w:rFonts w:hint="default" w:ascii="Wingdings" w:hAnsi="Wingdings"/>
-      </w:rPr>
-    </w:lvl>
-  </w:abstractNum>
-  <w:abstractNum w:abstractNumId="1">
-    <w:nsid w:val="16CE1C3B"/>
-    <w:multiLevelType w:val="multilevel"/>
-    <w:tmpl w:val="16CE1C3B"/>
-    <w:lvl w:ilvl="0" w:tentative="0">
-      <w:start w:val="1"/>
-      <w:numFmt w:val="bullet"/>
-      <w:lvlText w:val=""/>
-      <w:lvlJc w:val="left"/>
-      <w:pPr>
-        <w:ind w:left="840" w:hanging="420"/>
-      </w:pPr>
-      <w:rPr>
-        <w:rFonts w:hint="default" w:ascii="Wingdings" w:hAnsi="Wingdings"/>
-      </w:rPr>
-    </w:lvl>
-    <w:lvl w:ilvl="1" w:tentative="0">
-      <w:start w:val="1"/>
-      <w:numFmt w:val="bullet"/>
-      <w:lvlText w:val=""/>
-      <w:lvlJc w:val="left"/>
-      <w:pPr>
-        <w:ind w:left="1260" w:hanging="420"/>
-      </w:pPr>
-      <w:rPr>
-        <w:rFonts w:hint="default" w:ascii="Wingdings" w:hAnsi="Wingdings"/>
-      </w:rPr>
-    </w:lvl>
-    <w:lvl w:ilvl="2" w:tentative="0">
-      <w:start w:val="1"/>
-      <w:numFmt w:val="bullet"/>
-      <w:lvlText w:val=""/>
-      <w:lvlJc w:val="left"/>
-      <w:pPr>
-        <w:ind w:left="1680" w:hanging="420"/>
-      </w:pPr>
-      <w:rPr>
-        <w:rFonts w:hint="default" w:ascii="Wingdings" w:hAnsi="Wingdings"/>
-      </w:rPr>
-    </w:lvl>
-    <w:lvl w:ilvl="3" w:tentative="0">
-      <w:start w:val="1"/>
-      <w:numFmt w:val="bullet"/>
-      <w:lvlText w:val=""/>
-      <w:lvlJc w:val="left"/>
-      <w:pPr>
-        <w:ind w:left="2100" w:hanging="420"/>
-      </w:pPr>
-      <w:rPr>
-        <w:rFonts w:hint="default" w:ascii="Wingdings" w:hAnsi="Wingdings"/>
-      </w:rPr>
-    </w:lvl>
-    <w:lvl w:ilvl="4" w:tentative="0">
-      <w:start w:val="1"/>
-      <w:numFmt w:val="bullet"/>
-      <w:lvlText w:val=""/>
-      <w:lvlJc w:val="left"/>
-      <w:pPr>
-        <w:ind w:left="2520" w:hanging="420"/>
-      </w:pPr>
-      <w:rPr>
-        <w:rFonts w:hint="default" w:ascii="Wingdings" w:hAnsi="Wingdings"/>
-      </w:rPr>
-    </w:lvl>
-    <w:lvl w:ilvl="5" w:tentative="0">
-      <w:start w:val="1"/>
-      <w:numFmt w:val="bullet"/>
-      <w:lvlText w:val=""/>
-      <w:lvlJc w:val="left"/>
-      <w:pPr>
-        <w:ind w:left="2940" w:hanging="420"/>
-      </w:pPr>
-      <w:rPr>
-        <w:rFonts w:hint="default" w:ascii="Wingdings" w:hAnsi="Wingdings"/>
-      </w:rPr>
-    </w:lvl>
-    <w:lvl w:ilvl="6" w:tentative="0">
-      <w:start w:val="1"/>
-      <w:numFmt w:val="bullet"/>
-      <w:lvlText w:val=""/>
-      <w:lvlJc w:val="left"/>
-      <w:pPr>
-        <w:ind w:left="3360" w:hanging="420"/>
-      </w:pPr>
-      <w:rPr>
-        <w:rFonts w:hint="default" w:ascii="Wingdings" w:hAnsi="Wingdings"/>
-      </w:rPr>
-    </w:lvl>
-    <w:lvl w:ilvl="7" w:tentative="0">
-      <w:start w:val="1"/>
-      <w:numFmt w:val="bullet"/>
-      <w:lvlText w:val=""/>
-      <w:lvlJc w:val="left"/>
-      <w:pPr>
-        <w:ind w:left="3780" w:hanging="420"/>
-      </w:pPr>
-      <w:rPr>
-        <w:rFonts w:hint="default" w:ascii="Wingdings" w:hAnsi="Wingdings"/>
-      </w:rPr>
-    </w:lvl>
-    <w:lvl w:ilvl="8" w:tentative="0">
-      <w:start w:val="1"/>
-      <w:numFmt w:val="bullet"/>
-      <w:lvlText w:val=""/>
-      <w:lvlJc w:val="left"/>
-      <w:pPr>
-        <w:ind w:left="4200" w:hanging="420"/>
-      </w:pPr>
-      <w:rPr>
-        <w:rFonts w:hint="default" w:ascii="Wingdings" w:hAnsi="Wingdings"/>
-      </w:rPr>
-    </w:lvl>
-  </w:abstractNum>
-  <w:num w:numId="1">
-    <w:abstractNumId w:val="1"/>
-  </w:num>
-  <w:num w:numId="2">
-    <w:abstractNumId w:val="0"/>
-  </w:num>
-</w:numbering>
-</file>
-
 <file path=word/styles.xml><?xml version="1.0" encoding="utf-8"?>
 <w:styles xmlns:mc="http://schemas.openxmlformats.org/markup-compatibility/2006" xmlns:o="urn:schemas-microsoft-com:office:office" xmlns:r="http://schemas.openxmlformats.org/officeDocument/2006/relationships" xmlns:m="http://schemas.openxmlformats.org/officeDocument/2006/math" xmlns:v="urn:schemas-microsoft-com:vml" xmlns:w="http://schemas.openxmlformats.org/wordprocessingml/2006/main" xmlns:w14="http://schemas.microsoft.com/office/word/2010/wordml" xmlns:w10="urn:schemas-microsoft-com:office:word" xmlns:sl="http://schemas.openxmlformats.org/schemaLibrary/2006/main" xmlns:wpsCustomData="http://www.wps.cn/officeDocument/2013/wpsCustomData" mc:Ignorable="w14">
   <w:docDefaults>
@@ -2989,9 +2446,9 @@
     <w:lsdException w:uiPriority="99" w:name="index 7"/>
     <w:lsdException w:uiPriority="99" w:name="index 8"/>
     <w:lsdException w:uiPriority="99" w:name="index 9"/>
-    <w:lsdException w:unhideWhenUsed="0" w:uiPriority="39" w:semiHidden="0" w:name="toc 1"/>
-    <w:lsdException w:unhideWhenUsed="0" w:uiPriority="39" w:semiHidden="0" w:name="toc 2"/>
-    <w:lsdException w:unhideWhenUsed="0" w:uiPriority="39" w:semiHidden="0" w:name="toc 3"/>
+    <w:lsdException w:qFormat="1" w:unhideWhenUsed="0" w:uiPriority="39" w:semiHidden="0" w:name="toc 1"/>
+    <w:lsdException w:qFormat="1" w:unhideWhenUsed="0" w:uiPriority="39" w:semiHidden="0" w:name="toc 2"/>
+    <w:lsdException w:qFormat="1" w:unhideWhenUsed="0" w:uiPriority="39" w:semiHidden="0" w:name="toc 3"/>
     <w:lsdException w:uiPriority="39" w:name="toc 4"/>
     <w:lsdException w:uiPriority="39" w:name="toc 5"/>
     <w:lsdException w:uiPriority="39" w:name="toc 6"/>
@@ -3001,8 +2458,8 @@
     <w:lsdException w:uiPriority="99" w:name="Normal Indent"/>
     <w:lsdException w:uiPriority="99" w:name="footnote text"/>
     <w:lsdException w:uiPriority="99" w:name="annotation text"/>
-    <w:lsdException w:unhideWhenUsed="0" w:uiPriority="0" w:semiHidden="0" w:name="header"/>
-    <w:lsdException w:unhideWhenUsed="0" w:uiPriority="99" w:semiHidden="0" w:name="footer"/>
+    <w:lsdException w:qFormat="1" w:unhideWhenUsed="0" w:uiPriority="0" w:semiHidden="0" w:name="header"/>
+    <w:lsdException w:qFormat="1" w:unhideWhenUsed="0" w:uiPriority="99" w:semiHidden="0" w:name="footer"/>
     <w:lsdException w:uiPriority="99" w:name="index heading"/>
     <w:lsdException w:qFormat="1" w:uiPriority="35" w:name="caption"/>
     <w:lsdException w:uiPriority="99" w:name="table of figures"/>
@@ -3011,7 +2468,7 @@
     <w:lsdException w:uiPriority="99" w:name="footnote reference"/>
     <w:lsdException w:uiPriority="99" w:name="annotation reference"/>
     <w:lsdException w:uiPriority="99" w:name="line number"/>
-    <w:lsdException w:unhideWhenUsed="0" w:uiPriority="0" w:name="page number"/>
+    <w:lsdException w:qFormat="1" w:unhideWhenUsed="0" w:uiPriority="0" w:name="page number"/>
     <w:lsdException w:uiPriority="99" w:name="endnote reference"/>
     <w:lsdException w:uiPriority="99" w:name="endnote text"/>
     <w:lsdException w:uiPriority="99" w:name="table of authorities"/>
@@ -3055,7 +2512,7 @@
     <w:lsdException w:uiPriority="99" w:name="Body Text Indent 2"/>
     <w:lsdException w:uiPriority="99" w:name="Body Text Indent 3"/>
     <w:lsdException w:uiPriority="99" w:name="Block Text"/>
-    <w:lsdException w:unhideWhenUsed="0" w:uiPriority="99" w:semiHidden="0" w:name="Hyperlink"/>
+    <w:lsdException w:qFormat="1" w:unhideWhenUsed="0" w:uiPriority="99" w:semiHidden="0" w:name="Hyperlink"/>
     <w:lsdException w:uiPriority="99" w:name="FollowedHyperlink"/>
     <w:lsdException w:qFormat="1" w:unhideWhenUsed="0" w:uiPriority="22" w:semiHidden="0" w:name="Strong"/>
     <w:lsdException w:qFormat="1" w:unhideWhenUsed="0" w:uiPriority="20" w:semiHidden="0" w:name="Emphasis"/>
@@ -3073,7 +2530,7 @@
     <w:lsdException w:uiPriority="99" w:name="HTML Sample"/>
     <w:lsdException w:uiPriority="99" w:name="HTML Typewriter"/>
     <w:lsdException w:uiPriority="99" w:name="HTML Variable"/>
-    <w:lsdException w:uiPriority="99" w:name="Normal Table"/>
+    <w:lsdException w:qFormat="1" w:uiPriority="99" w:name="Normal Table"/>
     <w:lsdException w:uiPriority="99" w:name="annotation subject"/>
     <w:lsdException w:uiPriority="99" w:name="Table Simple 1"/>
     <w:lsdException w:uiPriority="99" w:name="Table Simple 2"/>
@@ -3305,6 +2762,7 @@
     <w:name w:val="Normal Table"/>
     <w:semiHidden/>
     <w:unhideWhenUsed/>
+    <w:qFormat/>
     <w:uiPriority w:val="99"/>
     <w:tblPr>
       <w:tblCellMar>
@@ -3320,6 +2778,7 @@
     <w:basedOn w:val="1"/>
     <w:next w:val="1"/>
     <w:autoRedefine/>
+    <w:qFormat/>
     <w:uiPriority w:val="39"/>
     <w:pPr>
       <w:ind w:left="840" w:leftChars="400"/>
@@ -3329,6 +2788,7 @@
     <w:name w:val="footer"/>
     <w:basedOn w:val="1"/>
     <w:link w:val="19"/>
+    <w:qFormat/>
     <w:uiPriority w:val="99"/>
     <w:pPr>
       <w:tabs>
@@ -3347,6 +2807,7 @@
     <w:name w:val="header"/>
     <w:basedOn w:val="1"/>
     <w:link w:val="18"/>
+    <w:qFormat/>
     <w:uiPriority w:val="0"/>
     <w:pPr>
       <w:pBdr>
@@ -3369,6 +2830,7 @@
     <w:basedOn w:val="1"/>
     <w:next w:val="1"/>
     <w:autoRedefine/>
+    <w:qFormat/>
     <w:uiPriority w:val="39"/>
     <w:pPr>
       <w:tabs>
@@ -3388,6 +2850,7 @@
     <w:basedOn w:val="1"/>
     <w:next w:val="1"/>
     <w:autoRedefine/>
+    <w:qFormat/>
     <w:uiPriority w:val="39"/>
     <w:pPr>
       <w:ind w:left="420" w:leftChars="200"/>
@@ -3423,10 +2886,12 @@
     <w:name w:val="page number"/>
     <w:basedOn w:val="12"/>
     <w:semiHidden/>
+    <w:qFormat/>
     <w:uiPriority w:val="0"/>
   </w:style>
   <w:style w:type="character" w:styleId="15">
     <w:name w:val="Hyperlink"/>
+    <w:qFormat/>
     <w:uiPriority w:val="99"/>
     <w:rPr>
       <w:color w:val="0000FF"/>
@@ -3453,6 +2918,7 @@
     <w:name w:val="页眉 字符"/>
     <w:basedOn w:val="12"/>
     <w:semiHidden/>
+    <w:qFormat/>
     <w:uiPriority w:val="99"/>
     <w:rPr>
       <w:kern w:val="2"/>
@@ -3463,6 +2929,7 @@
   <w:style w:type="character" w:customStyle="1" w:styleId="18">
     <w:name w:val="页眉 字符1"/>
     <w:link w:val="7"/>
+    <w:qFormat/>
     <w:uiPriority w:val="0"/>
     <w:rPr>
       <w:kern w:val="2"/>
@@ -3473,6 +2940,7 @@
   <w:style w:type="character" w:customStyle="1" w:styleId="19">
     <w:name w:val="页脚 字符"/>
     <w:link w:val="6"/>
+    <w:qFormat/>
     <w:uiPriority w:val="99"/>
     <w:rPr>
       <w:kern w:val="2"/>
